--- a/KURIKULUM2026_REVISI/DOCX/016_ANALISIS_BoK_APTIKOM_REDUNDANSI_DAN_PIPELINE_AI.docx
+++ b/KURIKULUM2026_REVISI/DOCX/016_ANALISIS_BoK_APTIKOM_REDUNDANSI_DAN_PIPELINE_AI.docx
@@ -75,9 +75,9 @@
       <w:r>
         <w:rPr>
           <w:color w:val="C8D2E1"/>
-          <w:sz w:val="16"/>
+          <w:sz w:val="14"/>
         </w:rPr>
-        <w:t>_________________________________________________________________________________</w:t>
+        <w:t>———————————————————————————————————————————————————————————————————————————</w:t>
       </w:r>
     </w:p>
     <w:p>
@@ -288,9 +288,9 @@
       <w:r>
         <w:rPr>
           <w:color w:val="C8D2E1"/>
-          <w:sz w:val="16"/>
+          <w:sz w:val="14"/>
         </w:rPr>
-        <w:t>_________________________________________________________________________________</w:t>
+        <w:t>———————————————————————————————————————————————————————————————————————————</w:t>
       </w:r>
     </w:p>
     <w:p>
@@ -325,6 +325,7 @@
       <w:tblPr>
         <w:tblW w:type="auto" w:w="0"/>
         <w:jc w:val="center"/>
+        <w:tblLayout w:type="fixed"/>
         <w:tblLook w:firstColumn="1" w:firstRow="1" w:lastColumn="0" w:lastRow="0" w:noHBand="0" w:noVBand="1" w:val="04A0"/>
         <w:tblBorders>
           <w:top w:val="single" w:sz="4" w:space="0" w:color="E2E8F0"/>
@@ -336,12 +337,12 @@
         </w:tblBorders>
       </w:tblPr>
       <w:tblGrid>
-        <w:gridCol w:w="9029"/>
+        <w:gridCol w:w="9605"/>
       </w:tblGrid>
       <w:tr>
         <w:tc>
           <w:tcPr>
-            <w:tcW w:type="dxa" w:w="9029"/>
+            <w:tcW w:type="dxa" w:w="9504"/>
             <w:shd w:fill="F8F9FA"/>
             <w:tcMar>
               <w:top w:w="100" w:type="dxa"/>
@@ -358,7 +359,7 @@
               <w:rPr>
                 <w:rFonts w:ascii="Consolas" w:hAnsi="Consolas"/>
                 <w:color w:val="282828"/>
-                <w:sz w:val="18"/>
+                <w:sz w:val="17"/>
               </w:rPr>
               <w:t>┌──────────────────────────────────────────────────────────────────────────────────────────────────┐</w:t>
               <w:br/>
@@ -421,17 +422,17 @@
         <w:tblLook w:firstColumn="1" w:firstRow="1" w:lastColumn="0" w:lastRow="0" w:noHBand="0" w:noVBand="1" w:val="04A0"/>
       </w:tblPr>
       <w:tblGrid>
-        <w:gridCol w:w="9029"/>
+        <w:gridCol w:w="9605"/>
       </w:tblGrid>
       <w:tr>
         <w:tc>
           <w:tcPr>
-            <w:tcW w:type="dxa" w:w="9360"/>
+            <w:tcW w:type="dxa" w:w="9504"/>
             <w:shd w:fill="EEF4FB"/>
             <w:tcMar>
               <w:top w:w="120" w:type="dxa"/>
               <w:bottom w:w="120" w:type="dxa"/>
-              <w:left w:w="200" w:type="dxa"/>
+              <w:left w:w="180" w:type="dxa"/>
               <w:right w:w="150" w:type="dxa"/>
             </w:tcMar>
             <w:tcBorders>
@@ -448,49 +449,14 @@
             <w:r>
               <w:rPr>
                 <w:rFonts w:ascii="Calibri" w:hAnsi="Calibri"/>
+                <w:b/>
                 <w:i/>
-                <w:color w:val="1F3864"/>
-                <w:sz w:val="20"/>
+                <w:color w:val="262626"/>
+                <w:sz w:val="19"/>
               </w:rPr>
-              <w:t>**📌 Temuan Kunci Asal-Usul `FST-409`:**</w:t>
+              <w:t>📌 Temuan Kunci Asal-Usul `FST-409`:</w:t>
             </w:r>
           </w:p>
-        </w:tc>
-      </w:tr>
-    </w:tbl>
-    <w:p>
-      <w:pPr>
-        <w:spacing w:after="80"/>
-      </w:pPr>
-    </w:p>
-    <w:tbl>
-      <w:tblPr>
-        <w:tblW w:type="auto" w:w="0"/>
-        <w:jc w:val="center"/>
-        <w:tblLayout w:type="fixed"/>
-        <w:tblLook w:firstColumn="1" w:firstRow="1" w:lastColumn="0" w:lastRow="0" w:noHBand="0" w:noVBand="1" w:val="04A0"/>
-      </w:tblPr>
-      <w:tblGrid>
-        <w:gridCol w:w="9029"/>
-      </w:tblGrid>
-      <w:tr>
-        <w:tc>
-          <w:tcPr>
-            <w:tcW w:type="dxa" w:w="9360"/>
-            <w:shd w:fill="EEF4FB"/>
-            <w:tcMar>
-              <w:top w:w="120" w:type="dxa"/>
-              <w:bottom w:w="120" w:type="dxa"/>
-              <w:left w:w="200" w:type="dxa"/>
-              <w:right w:w="150" w:type="dxa"/>
-            </w:tcMar>
-            <w:tcBorders>
-              <w:left w:val="single" w:sz="24" w:space="0" w:color="2E75B6"/>
-              <w:top w:val="none"/>
-              <w:bottom w:val="none"/>
-              <w:right w:val="none"/>
-            </w:tcBorders>
-          </w:tcPr>
           <w:p>
             <w:pPr>
               <w:spacing w:before="40" w:after="40" w:line="276" w:lineRule="auto"/>
@@ -499,10 +465,65 @@
               <w:rPr>
                 <w:rFonts w:ascii="Calibri" w:hAnsi="Calibri"/>
                 <w:i/>
-                <w:color w:val="1F3864"/>
-                <w:sz w:val="20"/>
+                <w:color w:val="262626"/>
+                <w:sz w:val="19"/>
               </w:rPr>
-              <w:t>Kode `FST-409` secara autentik adalah **`English for IT Professionals` (2 SKS, Sem 4)**, membuktikan bahwa penamaan lama "Riset Operasi" pada kode ini adalah murni kesalahan penulisan (*historical typo*).</w:t>
+              <w:t xml:space="preserve">Kode </w:t>
+            </w:r>
+            <w:r>
+              <w:rPr>
+                <w:rFonts w:ascii="Consolas" w:hAnsi="Consolas"/>
+                <w:i/>
+                <w:color w:val="A02828"/>
+                <w:sz w:val="18"/>
+              </w:rPr>
+              <w:t>FST-409</w:t>
+            </w:r>
+            <w:r>
+              <w:rPr>
+                <w:rFonts w:ascii="Calibri" w:hAnsi="Calibri"/>
+                <w:i/>
+                <w:color w:val="262626"/>
+                <w:sz w:val="19"/>
+              </w:rPr>
+              <w:t xml:space="preserve"> secara autentik adalah </w:t>
+            </w:r>
+            <w:r>
+              <w:rPr>
+                <w:rFonts w:ascii="Calibri" w:hAnsi="Calibri"/>
+                <w:b/>
+                <w:i/>
+                <w:color w:val="262626"/>
+                <w:sz w:val="19"/>
+              </w:rPr>
+              <w:t>`English for IT Professionals` (2 SKS, Sem 4)</w:t>
+            </w:r>
+            <w:r>
+              <w:rPr>
+                <w:rFonts w:ascii="Calibri" w:hAnsi="Calibri"/>
+                <w:i/>
+                <w:color w:val="262626"/>
+                <w:sz w:val="19"/>
+              </w:rPr>
+              <w:t>, membuktikan bahwa penamaan lama "Riset Operasi" pada kode ini adalah murni kesalahan penulisan (</w:t>
+            </w:r>
+            <w:r>
+              <w:rPr>
+                <w:rFonts w:ascii="Calibri" w:hAnsi="Calibri"/>
+                <w:i/>
+                <w:color w:val="262626"/>
+                <w:sz w:val="19"/>
+              </w:rPr>
+              <w:t>historical typo</w:t>
+            </w:r>
+            <w:r>
+              <w:rPr>
+                <w:rFonts w:ascii="Calibri" w:hAnsi="Calibri"/>
+                <w:i/>
+                <w:color w:val="262626"/>
+                <w:sz w:val="19"/>
+              </w:rPr>
+              <w:t>).</w:t>
             </w:r>
           </w:p>
         </w:tc>
@@ -520,9 +541,9 @@
       <w:r>
         <w:rPr>
           <w:color w:val="C8D2E1"/>
-          <w:sz w:val="16"/>
+          <w:sz w:val="14"/>
         </w:rPr>
-        <w:t>_________________________________________________________________________________</w:t>
+        <w:t>———————————————————————————————————————————————————————————————————————————</w:t>
       </w:r>
     </w:p>
     <w:p>
@@ -574,6 +595,7 @@
       <w:tblPr>
         <w:tblW w:type="auto" w:w="0"/>
         <w:jc w:val="center"/>
+        <w:tblLayout w:type="fixed"/>
         <w:tblLook w:firstColumn="1" w:firstRow="1" w:lastColumn="0" w:lastRow="0" w:noHBand="0" w:noVBand="1" w:val="04A0"/>
         <w:tblBorders>
           <w:top w:val="single" w:sz="4" w:space="0" w:color="E2E8F0"/>
@@ -585,12 +607,12 @@
         </w:tblBorders>
       </w:tblPr>
       <w:tblGrid>
-        <w:gridCol w:w="9029"/>
+        <w:gridCol w:w="9605"/>
       </w:tblGrid>
       <w:tr>
         <w:tc>
           <w:tcPr>
-            <w:tcW w:type="dxa" w:w="9029"/>
+            <w:tcW w:type="dxa" w:w="9504"/>
             <w:shd w:fill="F8F9FA"/>
             <w:tcMar>
               <w:top w:w="100" w:type="dxa"/>
@@ -607,7 +629,7 @@
               <w:rPr>
                 <w:rFonts w:ascii="Consolas" w:hAnsi="Consolas"/>
                 <w:color w:val="282828"/>
-                <w:sz w:val="18"/>
+                <w:sz w:val="17"/>
               </w:rPr>
               <w:t>┌─────────────────────────────────────────────────────────────────────────────────────────────────────────────────┐</w:t>
               <w:br/>
@@ -679,9 +701,9 @@
       <w:r>
         <w:rPr>
           <w:color w:val="C8D2E1"/>
-          <w:sz w:val="16"/>
+          <w:sz w:val="14"/>
         </w:rPr>
-        <w:t>_________________________________________________________________________________</w:t>
+        <w:t>———————————————————————————————————————————————————————————————————————————</w:t>
       </w:r>
     </w:p>
     <w:p>
@@ -716,6 +738,7 @@
       <w:tblPr>
         <w:tblW w:type="auto" w:w="0"/>
         <w:jc w:val="center"/>
+        <w:tblLayout w:type="fixed"/>
         <w:tblLook w:firstColumn="1" w:firstRow="1" w:lastColumn="0" w:lastRow="0" w:noHBand="0" w:noVBand="1" w:val="04A0"/>
         <w:tblBorders>
           <w:top w:val="single" w:sz="4" w:space="0" w:color="E2E8F0"/>
@@ -727,12 +750,12 @@
         </w:tblBorders>
       </w:tblPr>
       <w:tblGrid>
-        <w:gridCol w:w="9029"/>
+        <w:gridCol w:w="9605"/>
       </w:tblGrid>
       <w:tr>
         <w:tc>
           <w:tcPr>
-            <w:tcW w:type="dxa" w:w="9029"/>
+            <w:tcW w:type="dxa" w:w="9504"/>
             <w:shd w:fill="F8F9FA"/>
             <w:tcMar>
               <w:top w:w="100" w:type="dxa"/>
@@ -749,7 +772,7 @@
               <w:rPr>
                 <w:rFonts w:ascii="Consolas" w:hAnsi="Consolas"/>
                 <w:color w:val="282828"/>
-                <w:sz w:val="18"/>
+                <w:sz w:val="17"/>
               </w:rPr>
               <w:t>┌──────────────────────────────────────────────────────────────────────────────────────────────────┐</w:t>
               <w:br/>
@@ -791,9 +814,9 @@
       <w:r>
         <w:rPr>
           <w:color w:val="C8D2E1"/>
-          <w:sz w:val="16"/>
+          <w:sz w:val="14"/>
         </w:rPr>
-        <w:t>_________________________________________________________________________________</w:t>
+        <w:t>———————————————————————————————————————————————————————————————————————————</w:t>
       </w:r>
     </w:p>
     <w:p>
@@ -828,6 +851,7 @@
       <w:tblPr>
         <w:tblW w:type="auto" w:w="0"/>
         <w:jc w:val="center"/>
+        <w:tblLayout w:type="fixed"/>
         <w:tblLook w:firstColumn="1" w:firstRow="1" w:lastColumn="0" w:lastRow="0" w:noHBand="0" w:noVBand="1" w:val="04A0"/>
         <w:tblBorders>
           <w:top w:val="single" w:sz="4" w:space="0" w:color="E2E8F0"/>
@@ -839,12 +863,12 @@
         </w:tblBorders>
       </w:tblPr>
       <w:tblGrid>
-        <w:gridCol w:w="9029"/>
+        <w:gridCol w:w="9605"/>
       </w:tblGrid>
       <w:tr>
         <w:tc>
           <w:tcPr>
-            <w:tcW w:type="dxa" w:w="9029"/>
+            <w:tcW w:type="dxa" w:w="9504"/>
             <w:shd w:fill="F8F9FA"/>
             <w:tcMar>
               <w:top w:w="100" w:type="dxa"/>
@@ -861,7 +885,7 @@
               <w:rPr>
                 <w:rFonts w:ascii="Consolas" w:hAnsi="Consolas"/>
                 <w:color w:val="282828"/>
-                <w:sz w:val="18"/>
+                <w:sz w:val="17"/>
               </w:rPr>
               <w:t xml:space="preserve">                               ┌─────────────────────────────────────────────────┐</w:t>
               <w:br/>
@@ -935,9 +959,9 @@
       <w:r>
         <w:rPr>
           <w:color w:val="C8D2E1"/>
-          <w:sz w:val="16"/>
+          <w:sz w:val="14"/>
         </w:rPr>
-        <w:t>_________________________________________________________________________________</w:t>
+        <w:t>———————————————————————————————————————————————————————————————————————————</w:t>
       </w:r>
     </w:p>
     <w:p>
@@ -1098,9 +1122,9 @@
       <w:r>
         <w:rPr>
           <w:color w:val="C8D2E1"/>
-          <w:sz w:val="16"/>
+          <w:sz w:val="14"/>
         </w:rPr>
-        <w:t>_________________________________________________________________________________</w:t>
+        <w:t>———————————————————————————————————————————————————————————————————————————</w:t>
       </w:r>
     </w:p>
     <w:p>
@@ -1132,13 +1156,53 @@
       </w:r>
     </w:p>
     <w:sectPr>
+      <w:headerReference w:type="default" r:id="rId9"/>
+      <w:footerReference w:type="default" r:id="rId10"/>
       <w:pgSz w:w="11909" w:h="16834"/>
-      <w:pgMar w:top="1440" w:right="1440" w:bottom="1440" w:left="1440" w:header="720" w:footer="720" w:gutter="0"/>
+      <w:pgMar w:top="1152" w:right="1152" w:bottom="1152" w:left="1152" w:header="720" w:footer="720" w:gutter="0"/>
       <w:cols w:space="720"/>
       <w:docGrid w:linePitch="360"/>
     </w:sectPr>
   </w:body>
 </w:document>
+</file>
+
+<file path=word/footer1.xml><?xml version="1.0" encoding="utf-8"?>
+<w:ftr xmlns:m="http://schemas.openxmlformats.org/officeDocument/2006/math" xmlns:mc="http://schemas.openxmlformats.org/markup-compatibility/2006" xmlns:mo="http://schemas.microsoft.com/office/mac/office/2008/main" xmlns:mv="urn:schemas-microsoft-com:mac:vml" xmlns:o="urn:schemas-microsoft-com:office:office" xmlns:r="http://schemas.openxmlformats.org/officeDocument/2006/relationships" xmlns:v="urn:schemas-microsoft-com:vml" xmlns:w10="urn:schemas-microsoft-com:office:word" xmlns:w14="http://schemas.microsoft.com/office/word/2010/wordml" xmlns:w="http://schemas.openxmlformats.org/wordprocessingml/2006/main" xmlns:wne="http://schemas.microsoft.com/office/word/2006/wordml" xmlns:wp14="http://schemas.microsoft.com/office/word/2010/wordprocessingDrawing" xmlns:wp="http://schemas.openxmlformats.org/drawingml/2006/wordprocessingDrawing" xmlns:wpc="http://schemas.microsoft.com/office/word/2010/wordprocessingCanvas" xmlns:wpg="http://schemas.microsoft.com/office/word/2010/wordprocessingGroup" xmlns:wpi="http://schemas.microsoft.com/office/word/2010/wordprocessingInk" xmlns:wps="http://schemas.microsoft.com/office/word/2010/wordprocessingShape" mc:Ignorable="w14 wp14">
+  <w:p>
+    <w:pPr>
+      <w:pStyle w:val="Footer"/>
+      <w:jc w:val="left"/>
+    </w:pPr>
+    <w:r>
+      <w:rPr>
+        <w:rFonts w:ascii="Calibri" w:hAnsi="Calibri"/>
+        <w:color w:val="646464"/>
+        <w:sz w:val="17"/>
+      </w:rPr>
+      <w:t>Buku Kurikulum KPT-OBE SISTEKIN 2026  |  FSTI Universitas Widyagama Malang</w:t>
+    </w:r>
+  </w:p>
+</w:ftr>
+</file>
+
+<file path=word/header1.xml><?xml version="1.0" encoding="utf-8"?>
+<w:hdr xmlns:m="http://schemas.openxmlformats.org/officeDocument/2006/math" xmlns:mc="http://schemas.openxmlformats.org/markup-compatibility/2006" xmlns:mo="http://schemas.microsoft.com/office/mac/office/2008/main" xmlns:mv="urn:schemas-microsoft-com:mac:vml" xmlns:o="urn:schemas-microsoft-com:office:office" xmlns:r="http://schemas.openxmlformats.org/officeDocument/2006/relationships" xmlns:v="urn:schemas-microsoft-com:vml" xmlns:w10="urn:schemas-microsoft-com:office:word" xmlns:w14="http://schemas.microsoft.com/office/word/2010/wordml" xmlns:w="http://schemas.openxmlformats.org/wordprocessingml/2006/main" xmlns:wne="http://schemas.microsoft.com/office/word/2006/wordml" xmlns:wp14="http://schemas.microsoft.com/office/word/2010/wordprocessingDrawing" xmlns:wp="http://schemas.openxmlformats.org/drawingml/2006/wordprocessingDrawing" xmlns:wpc="http://schemas.microsoft.com/office/word/2010/wordprocessingCanvas" xmlns:wpg="http://schemas.microsoft.com/office/word/2010/wordprocessingGroup" xmlns:wpi="http://schemas.microsoft.com/office/word/2010/wordprocessingInk" xmlns:wps="http://schemas.microsoft.com/office/word/2010/wordprocessingShape" mc:Ignorable="w14 wp14">
+  <w:p>
+    <w:pPr>
+      <w:pStyle w:val="Header"/>
+      <w:jc w:val="right"/>
+    </w:pPr>
+    <w:r>
+      <w:rPr>
+        <w:rFonts w:ascii="Calibri" w:hAnsi="Calibri"/>
+        <w:color w:val="646464"/>
+        <w:sz w:val="17"/>
+      </w:rPr>
+      <w:t>PROGRAM STUDI SISTEM DAN TEKNOLOGI INFORMASI (SISTEKIN) — FSTI UWG</w:t>
+    </w:r>
+  </w:p>
+</w:hdr>
 </file>
 
 <file path=word/numbering.xml><?xml version="1.0" encoding="utf-8"?>
